--- a/app/doc_templates/แต่งตั้งคุณลักษณะ.docx
+++ b/app/doc_templates/แต่งตั้งคุณลักษณะ.docx
@@ -287,7 +287,7 @@
                 <w:szCs w:val="32"/>
                 <w:bCs w:val="false"/>
               </w:rPr>
-              <w:t>{{ loop.index }}.</w:t>
+              <w:t>{% if spec_members|length &gt; 1 %}{{ loop.index }}.{% endif %}</w:t>
             </w:r>
           </w:p>
         </w:tc>

--- a/app/doc_templates/แต่งตั้งคุณลักษณะ.docx
+++ b/app/doc_templates/แต่งตั้งคุณลักษณะ.docx
@@ -287,7 +287,7 @@
                 <w:szCs w:val="32"/>
                 <w:bCs w:val="false"/>
               </w:rPr>
-              <w:t>{% if spec_members|length &gt; 1 %}{{ loop.index }}.{% endif %}</w:t>
+              <w:t>{{ loop.index }}.</w:t>
             </w:r>
           </w:p>
         </w:tc>

--- a/app/doc_templates/แต่งตั้งคุณลักษณะ.docx
+++ b/app/doc_templates/แต่งตั้งคุณลักษณะ.docx
@@ -231,7 +231,7 @@
       <w:tr>
         <w:tc>
           <w:tcPr>
-            <w:tcW w:type="dxa" w:w="737"/>
+            <w:tcW w:type="dxa" w:w="482"/>
           </w:tcPr>
           <w:p>
             <w:pPr>
@@ -252,19 +252,19 @@
         </w:tc>
         <w:tc>
           <w:tcPr>
-            <w:tcW w:type="dxa" w:w="3005"/>
+            <w:tcW w:type="dxa" w:w="2721"/>
           </w:tcPr>
           <w:p/>
         </w:tc>
         <w:tc>
           <w:tcPr>
-            <w:tcW w:type="dxa" w:w="2494"/>
+            <w:tcW w:type="dxa" w:w="3175"/>
           </w:tcPr>
           <w:p/>
         </w:tc>
         <w:tc>
           <w:tcPr>
-            <w:tcW w:type="dxa" w:w="2693"/>
+            <w:tcW w:type="dxa" w:w="2551"/>
           </w:tcPr>
           <w:p/>
         </w:tc>
@@ -272,7 +272,7 @@
       <w:tr>
         <w:tc>
           <w:tcPr>
-            <w:tcW w:type="dxa" w:w="737"/>
+            <w:tcW w:type="dxa" w:w="482"/>
           </w:tcPr>
           <w:p>
             <w:pPr>
@@ -293,7 +293,7 @@
         </w:tc>
         <w:tc>
           <w:tcPr>
-            <w:tcW w:type="dxa" w:w="3005"/>
+            <w:tcW w:type="dxa" w:w="2721"/>
           </w:tcPr>
           <w:p>
             <w:pPr>
@@ -314,7 +314,7 @@
         </w:tc>
         <w:tc>
           <w:tcPr>
-            <w:tcW w:type="dxa" w:w="2494"/>
+            <w:tcW w:type="dxa" w:w="3175"/>
           </w:tcPr>
           <w:p>
             <w:pPr>
@@ -335,7 +335,7 @@
         </w:tc>
         <w:tc>
           <w:tcPr>
-            <w:tcW w:type="dxa" w:w="2693"/>
+            <w:tcW w:type="dxa" w:w="2551"/>
           </w:tcPr>
           <w:p>
             <w:pPr>
@@ -358,7 +358,7 @@
       <w:tr>
         <w:tc>
           <w:tcPr>
-            <w:tcW w:type="dxa" w:w="737"/>
+            <w:tcW w:type="dxa" w:w="482"/>
           </w:tcPr>
           <w:p>
             <w:pPr>
@@ -379,19 +379,19 @@
         </w:tc>
         <w:tc>
           <w:tcPr>
-            <w:tcW w:type="dxa" w:w="3005"/>
+            <w:tcW w:type="dxa" w:w="2721"/>
           </w:tcPr>
           <w:p/>
         </w:tc>
         <w:tc>
           <w:tcPr>
-            <w:tcW w:type="dxa" w:w="2494"/>
+            <w:tcW w:type="dxa" w:w="3175"/>
           </w:tcPr>
           <w:p/>
         </w:tc>
         <w:tc>
           <w:tcPr>
-            <w:tcW w:type="dxa" w:w="2693"/>
+            <w:tcW w:type="dxa" w:w="2551"/>
           </w:tcPr>
           <w:p/>
         </w:tc>
